--- a/entrega/Manual_de_Usuario.docx
+++ b/entrega/Manual_de_Usuario.docx
@@ -84,7 +84,7 @@
     </w:p>
     <w:p>
       <w:r>
-        <w:t>- Disco: 5 GB libres (Ollama ~2 GB + modelo qwen2.5:3b ~1.9 GB + Python)</w:t>
+        <w:t>- Disco: 5 GB libres (Ollama ~2 GB + modelo qwen3.5:0.8b ~1 GB + Python)</w:t>
       </w:r>
     </w:p>
     <w:p>
@@ -134,7 +134,7 @@
     </w:p>
     <w:p>
       <w:r>
-        <w:t>ollama pull qwen2.5:3b</w:t>
+        <w:t>ollama pull qwen3.5:0.8b</w:t>
       </w:r>
     </w:p>
     <w:p>
@@ -194,7 +194,7 @@
     </w:p>
     <w:p>
       <w:r>
-        <w:t>1. Instala Ollama y ejecuta ollama pull qwen2.5:3b una sola vez.</w:t>
+        <w:t>1. Instala Ollama y ejecuta ollama pull qwen3.5:0.8b una sola vez.</w:t>
       </w:r>
     </w:p>
     <w:p>
@@ -234,7 +234,7 @@
     </w:p>
     <w:p>
       <w:r>
-        <w:t>ollama list        # debe aparecer qwen2.5:3b</w:t>
+        <w:t>ollama list        # debe aparecer qwen3.5:0.8b</w:t>
       </w:r>
     </w:p>
     <w:p>
@@ -259,22 +259,22 @@
     </w:p>
     <w:p>
       <w:r>
-        <w:t>- Header acero oscuro: titulo + modelo local en uso.</w:t>
+        <w:t>- Título: nombre del asistente.</w:t>
       </w:r>
     </w:p>
     <w:p>
       <w:r>
-        <w:t>- Area blanca central: conversacion.</w:t>
+        <w:t>- Área blanca central: preguntas y respuestas.</w:t>
       </w:r>
     </w:p>
     <w:p>
       <w:r>
-        <w:t>- Barra inferior: campo de texto + boton naranja Enviar.</w:t>
+        <w:t>- Consulta: campo de texto + botón verde Enviar consulta.</w:t>
       </w:r>
     </w:p>
     <w:p>
       <w:r>
-        <w:t>- Botonera: Guardar consulta (.txt) (gris) + Integrantes (acero).</w:t>
+        <w:t>- Botonera: Guardar en .txt + Ver integrantes.</w:t>
       </w:r>
     </w:p>
     <w:p>
@@ -284,22 +284,22 @@
     </w:p>
     <w:p>
       <w:r>
-        <w:t>1. Escribe en el campo inferior ej: *"Como ordeno mi bodega por pasillos?"*</w:t>
+        <w:t>1. Escribe en el campo de consulta, por ejemplo: *"Como ordeno mi bodega por pasillos?"*</w:t>
       </w:r>
     </w:p>
     <w:p>
       <w:r>
-        <w:t>2. Presiona Enviar o Enter.</w:t>
+        <w:t>2. Presiona Enviar consulta.</w:t>
       </w:r>
     </w:p>
     <w:p>
       <w:r>
-        <w:t>3. El boton muestra "..." mientras piensa (no se congela).</w:t>
+        <w:t>3. Abajo aparece "Consultando a Ollama..." mientras el modelo responde.</w:t>
       </w:r>
     </w:p>
     <w:p>
       <w:r>
-        <w:t>4. Respuesta aparece como "Asistente:".</w:t>
+        <w:t>4. La respuesta aparece como "Respuesta:" debajo de la pregunta.</w:t>
       </w:r>
     </w:p>
     <w:p>
@@ -324,22 +324,22 @@
     </w:p>
     <w:p>
       <w:r>
-        <w:t>Guardar consulta (.txt)</w:t>
+        <w:t>Guardar en .txt</w:t>
       </w:r>
     </w:p>
     <w:p>
       <w:r>
-        <w:t>1. Presiona Guardar consulta (.txt).</w:t>
+        <w:t>1. Presiona Guardar en .txt.</w:t>
       </w:r>
     </w:p>
     <w:p>
       <w:r>
-        <w:t>2. Elige carpeta y nombre (por defecto consulta_inventario_FECHA.txt).</w:t>
+        <w:t>2. Se crea consulta_FECHA.txt en la carpeta del programa.</w:t>
       </w:r>
     </w:p>
     <w:p>
       <w:r>
-        <w:t>3. El .txt incluye fecha, modelo y toda la conversacion.</w:t>
+        <w:t>3. El .txt incluye todas las preguntas y respuestas.</w:t>
       </w:r>
     </w:p>
     <w:p>
@@ -354,42 +354,32 @@
     </w:p>
     <w:p>
       <w:r>
-        <w:t>1. Presiona Integrantes.</w:t>
+        <w:t>1. Presiona Ver integrantes.</w:t>
       </w:r>
     </w:p>
     <w:p>
       <w:r>
-        <w:t>2. Se abre ventana 400x480 con foto grupal (assets/foto.jpg) + nombres.</w:t>
+        <w:t>2. Se abre ventana 400x450 con foto grupal (assets/foto.jpg) + nombres.</w:t>
       </w:r>
     </w:p>
     <w:p>
       <w:r>
-        <w:t>3. Si ves el recuadro "[ Coloca tu foto... ]" es porque falta poner la foto.</w:t>
+        <w:t>3. Si aparece "(Falta la foto en assets/foto.jpg)", falta colocar la foto.</w:t>
       </w:r>
     </w:p>
     <w:p>
       <w:r>
-        <w:t>6. Colores (justificacion enfoque ferretero)</w:t>
+        <w:t>6. Colores (justificación)</w:t>
       </w:r>
     </w:p>
     <w:p>
       <w:r>
-        <w:t>- Header #3D405B acero oscuro: estanteria metalica, confianza profesional.</w:t>
+        <w:t>- Fondo verde claro #E8F0E8 y título verde oscuro: orden y control.</w:t>
       </w:r>
     </w:p>
     <w:p>
       <w:r>
-        <w:t>- Boton Enviar #E07A2C naranja herramienta: visibilidad, accion (como cajas de herramientas Truper/Stanley).</w:t>
-      </w:r>
-    </w:p>
-    <w:p>
-      <w:r>
-        <w:t>- Fondo #F2EFE9 carton claro: cajas, facturas, ambiente ferretero.</w:t>
-      </w:r>
-    </w:p>
-    <w:p>
-      <w:r>
-        <w:t>- Secundarios grises herramienta.</w:t>
+        <w:t>- Botón Enviar verde #2E7D5B: acción principal visible.</w:t>
       </w:r>
     </w:p>
     <w:p>
@@ -447,7 +437,7 @@
           </w:tcPr>
           <w:p>
             <w:r>
-              <w:t>"No pude conectar con Ollama"</w:t>
+              <w:t>"Error de Ollama"</w:t>
             </w:r>
           </w:p>
         </w:tc>
@@ -467,7 +457,7 @@
           </w:tcPr>
           <w:p>
             <w:r>
-              <w:t>Instala Ollama, ollama pull qwen2.5:3b, reintenta</w:t>
+              <w:t>Instala Ollama, ollama pull qwen3.5:0.8b, reintenta</w:t>
             </w:r>
           </w:p>
         </w:tc>
@@ -531,7 +521,7 @@
           </w:tcPr>
           <w:p>
             <w:r>
-              <w:t>Coloca foto como .jpg o .png</w:t>
+              <w:t>Coloca la foto como assets/foto.jpg</w:t>
             </w:r>
           </w:p>
         </w:tc>
@@ -575,7 +565,7 @@
           </w:tcPr>
           <w:p>
             <w:r>
-              <w:t>Boton Enviar en "..."</w:t>
+              <w:t>Estado "Consultando..."</w:t>
             </w:r>
           </w:p>
         </w:tc>
@@ -585,7 +575,7 @@
           </w:tcPr>
           <w:p>
             <w:r>
-              <w:t>Esta pensando</w:t>
+              <w:t>El modelo está pensando</w:t>
             </w:r>
           </w:p>
         </w:tc>
@@ -595,7 +585,7 @@
           </w:tcPr>
           <w:p>
             <w:r>
-              <w:t>Espera, usa threading para no congelar</w:t>
+              <w:t>Espere unos segundos</w:t>
             </w:r>
           </w:p>
         </w:tc>

--- a/entrega/Manual_de_Usuario.docx
+++ b/entrega/Manual_de_Usuario.docx
@@ -4,132 +4,277 @@
   <w:body>
     <w:p>
       <w:r>
-        <w:t>MANUAL DE USUARIO - Asistente de Inventario para Ferreterias PYME</w:t>
+        <w:t>Manual de usuario</w:t>
       </w:r>
     </w:p>
     <w:p>
       <w:r>
-        <w:t>Parte II-2 + Parte III (35% + 30%)</w:t>
+        <w:t>Asistente de Inventario PYME con Ollama local.</w:t>
       </w:r>
     </w:p>
     <w:p>
       <w:r>
-        <w:t>1. Que es</w:t>
+        <w:t>1. Qué es</w:t>
       </w:r>
     </w:p>
     <w:p>
       <w:r>
-        <w:t>Software de escritorio que responde preguntas de inventario ferretero usando</w:t>
+        <w:t>Un programa de escritorio que responde preguntas sobre el inventario de una pequeña empresa: existencias, productos con bajo stock, compras, proveedores, ventas y vencimientos. Funciona sin internet, con un modelo de inteligencia artificial que se ejecuta en la propia computadora.</w:t>
       </w:r>
     </w:p>
     <w:p>
       <w:r>
-        <w:t>inteligencia artificial 100% local (sin internet, sin nube). Te ayuda con:</w:t>
+        <w:t>2. Características de la computadora</w:t>
+      </w:r>
+    </w:p>
+    <w:tbl>
+      <w:tblPr>
+        <w:tblStyle w:val="TableGrid"/>
+        <w:tblW w:type="auto" w:w="0"/>
+        <w:tblLook w:firstColumn="1" w:firstRow="1" w:lastColumn="0" w:lastRow="0" w:noHBand="0" w:noVBand="1" w:val="04A0"/>
+      </w:tblPr>
+      <w:tblGrid>
+        <w:gridCol w:w="2880"/>
+        <w:gridCol w:w="2880"/>
+        <w:gridCol w:w="2880"/>
+      </w:tblGrid>
+      <w:tr>
+        <w:tc>
+          <w:tcPr>
+            <w:tcW w:type="dxa" w:w="2880"/>
+          </w:tcPr>
+          <w:p>
+            <w:r>
+              <w:t>Componente</w:t>
+            </w:r>
+          </w:p>
+        </w:tc>
+        <w:tc>
+          <w:tcPr>
+            <w:tcW w:type="dxa" w:w="2880"/>
+          </w:tcPr>
+          <w:p>
+            <w:r>
+              <w:t>Mínimo</w:t>
+            </w:r>
+          </w:p>
+        </w:tc>
+        <w:tc>
+          <w:tcPr>
+            <w:tcW w:type="dxa" w:w="2880"/>
+          </w:tcPr>
+          <w:p>
+            <w:r>
+              <w:t>Recomendado</w:t>
+            </w:r>
+          </w:p>
+        </w:tc>
+      </w:tr>
+      <w:tr>
+        <w:tc>
+          <w:tcPr>
+            <w:tcW w:type="dxa" w:w="2880"/>
+          </w:tcPr>
+          <w:p>
+            <w:r>
+              <w:t>Sistema operativo</w:t>
+            </w:r>
+          </w:p>
+        </w:tc>
+        <w:tc>
+          <w:tcPr>
+            <w:tcW w:type="dxa" w:w="2880"/>
+          </w:tcPr>
+          <w:p>
+            <w:r>
+              <w:t>Windows 10 de 64 bits</w:t>
+            </w:r>
+          </w:p>
+        </w:tc>
+        <w:tc>
+          <w:tcPr>
+            <w:tcW w:type="dxa" w:w="2880"/>
+          </w:tcPr>
+          <w:p>
+            <w:r>
+              <w:t>Windows 11</w:t>
+            </w:r>
+          </w:p>
+        </w:tc>
+      </w:tr>
+      <w:tr>
+        <w:tc>
+          <w:tcPr>
+            <w:tcW w:type="dxa" w:w="2880"/>
+          </w:tcPr>
+          <w:p>
+            <w:r>
+              <w:t>Procesador</w:t>
+            </w:r>
+          </w:p>
+        </w:tc>
+        <w:tc>
+          <w:tcPr>
+            <w:tcW w:type="dxa" w:w="2880"/>
+          </w:tcPr>
+          <w:p>
+            <w:r>
+              <w:t>4 núcleos</w:t>
+            </w:r>
+          </w:p>
+        </w:tc>
+        <w:tc>
+          <w:tcPr>
+            <w:tcW w:type="dxa" w:w="2880"/>
+          </w:tcPr>
+          <w:p>
+            <w:r>
+              <w:t>6 núcleos o más</w:t>
+            </w:r>
+          </w:p>
+        </w:tc>
+      </w:tr>
+      <w:tr>
+        <w:tc>
+          <w:tcPr>
+            <w:tcW w:type="dxa" w:w="2880"/>
+          </w:tcPr>
+          <w:p>
+            <w:r>
+              <w:t>Memoria RAM</w:t>
+            </w:r>
+          </w:p>
+        </w:tc>
+        <w:tc>
+          <w:tcPr>
+            <w:tcW w:type="dxa" w:w="2880"/>
+          </w:tcPr>
+          <w:p>
+            <w:r>
+              <w:t>8 GB</w:t>
+            </w:r>
+          </w:p>
+        </w:tc>
+        <w:tc>
+          <w:tcPr>
+            <w:tcW w:type="dxa" w:w="2880"/>
+          </w:tcPr>
+          <w:p>
+            <w:r>
+              <w:t>16 GB</w:t>
+            </w:r>
+          </w:p>
+        </w:tc>
+      </w:tr>
+      <w:tr>
+        <w:tc>
+          <w:tcPr>
+            <w:tcW w:type="dxa" w:w="2880"/>
+          </w:tcPr>
+          <w:p>
+            <w:r>
+              <w:t>Espacio en disco</w:t>
+            </w:r>
+          </w:p>
+        </w:tc>
+        <w:tc>
+          <w:tcPr>
+            <w:tcW w:type="dxa" w:w="2880"/>
+          </w:tcPr>
+          <w:p>
+            <w:r>
+              <w:t>5 GB libres</w:t>
+            </w:r>
+          </w:p>
+        </w:tc>
+        <w:tc>
+          <w:tcPr>
+            <w:tcW w:type="dxa" w:w="2880"/>
+          </w:tcPr>
+          <w:p>
+            <w:r>
+              <w:t>10 GB libres</w:t>
+            </w:r>
+          </w:p>
+        </w:tc>
+      </w:tr>
+      <w:tr>
+        <w:tc>
+          <w:tcPr>
+            <w:tcW w:type="dxa" w:w="2880"/>
+          </w:tcPr>
+          <w:p>
+            <w:r>
+              <w:t>Tarjeta de video</w:t>
+            </w:r>
+          </w:p>
+        </w:tc>
+        <w:tc>
+          <w:tcPr>
+            <w:tcW w:type="dxa" w:w="2880"/>
+          </w:tcPr>
+          <w:p>
+            <w:r>
+              <w:t>No es necesaria</w:t>
+            </w:r>
+          </w:p>
+        </w:tc>
+        <w:tc>
+          <w:tcPr>
+            <w:tcW w:type="dxa" w:w="2880"/>
+          </w:tcPr>
+          <w:p>
+            <w:r>
+              <w:t>Opcional, acelera las respuestas</w:t>
+            </w:r>
+          </w:p>
+        </w:tc>
+      </w:tr>
+    </w:tbl>
+    <w:p/>
+    <w:p>
+      <w:r>
+        <w:t>3. Programas necesarios</w:t>
       </w:r>
     </w:p>
     <w:p>
       <w:r>
-        <w:t>- Registrar stock inicial por pasillo/estante (ej: Pasillo A: tornilleria)</w:t>
+        <w:t>- Python 3.10 o superior (https://www.python.org/downloads), marcando la opción "Add Python to PATH" al instalar.</w:t>
       </w:r>
     </w:p>
     <w:p>
       <w:r>
-        <w:t>- Definir stock minimo de alta rotacion (tornillos, discos 4 1/2, cemento, PVC)</w:t>
+        <w:t>- Ollama (https://ollama.com/download).</w:t>
       </w:r>
     </w:p>
     <w:p>
       <w:r>
-        <w:t>- Calcular costo unitario y precio de venta</w:t>
+        <w:t>- El modelo qwen3.5:0.8b, de menos de 3B parámetros.</w:t>
       </w:r>
     </w:p>
     <w:p>
       <w:r>
-        <w:t>- Controlar entradas/salidas y alertas de agotado</w:t>
+        <w:t>- Las librerías del archivo requirements.txt: ollama y pillow.</w:t>
       </w:r>
     </w:p>
     <w:p>
       <w:r>
-        <w:t>- Hacer inventario fisico y reportes simples</w:t>
+        <w:t>4. Instalación (una sola vez)</w:t>
       </w:r>
     </w:p>
     <w:p>
       <w:r>
-        <w:t>Ejemplo: *"Tengo 200 tornillos de 1/4 y vendo 30 por semana, cual es mi stock minimo?"*</w:t>
+        <w:t>1. Instale Python y Ollama.</w:t>
       </w:r>
     </w:p>
     <w:p>
       <w:r>
-        <w:t>2. Caracteristicas de la computadora (Parte III)</w:t>
+        <w:t>2. Abra una terminal en la carpeta del proyecto.</w:t>
       </w:r>
     </w:p>
     <w:p>
       <w:r>
-        <w:t>Minimo para aprobar en clase</w:t>
-      </w:r>
-    </w:p>
-    <w:p>
-      <w:r>
-        <w:t>- OS: Windows 10/11 64-bit</w:t>
-      </w:r>
-    </w:p>
-    <w:p>
-      <w:r>
-        <w:t>- CPU: i3 / Ryzen 3 o superior</w:t>
-      </w:r>
-    </w:p>
-    <w:p>
-      <w:r>
-        <w:t>- RAM: 8 GB (el modelo 3B usa ~2-3 GB + Windows + Python)</w:t>
-      </w:r>
-    </w:p>
-    <w:p>
-      <w:r>
-        <w:t>- Disco: 5 GB libres (Ollama ~2 GB + modelo qwen3.5:0.8b ~1 GB + Python)</w:t>
-      </w:r>
-    </w:p>
-    <w:p>
-      <w:r>
-        <w:t>- Pantalla: 1024x768 o superior (la app es fija 600x600)</w:t>
-      </w:r>
-    </w:p>
-    <w:p>
-      <w:r>
-        <w:t>- No requiere GPU ni internet para usar (solo para instalar)</w:t>
-      </w:r>
-    </w:p>
-    <w:p>
-      <w:r>
-        <w:t>Recomendado ferreteria real</w:t>
-      </w:r>
-    </w:p>
-    <w:p>
-      <w:r>
-        <w:t>- RAM 12-16 GB para respuestas mas rapidas</w:t>
-      </w:r>
-    </w:p>
-    <w:p>
-      <w:r>
-        <w:t>- SSD para carga del modelo en &lt;10 seg</w:t>
-      </w:r>
-    </w:p>
-    <w:p>
-      <w:r>
-        <w:t>3. Caracteristicas para el funcionamiento del proyecto</w:t>
-      </w:r>
-    </w:p>
-    <w:p>
-      <w:r>
-        <w:t>1. Ollama instalado y corriendo. Descargar de https://ollama.com/download</w:t>
-      </w:r>
-    </w:p>
-    <w:p>
-      <w:r>
-        <w:t>2. Modelo &lt;=3B descargado:</w:t>
-      </w:r>
-    </w:p>
-    <w:p>
-      <w:r>
-        <w:t>`</w:t>
+        <w:t>3. Descargue el modelo:</w:t>
       </w:r>
     </w:p>
     <w:p>
@@ -139,27 +284,7 @@
     </w:p>
     <w:p>
       <w:r>
-        <w:t>ollama list</w:t>
-      </w:r>
-    </w:p>
-    <w:p>
-      <w:r>
-        <w:t>`</w:t>
-      </w:r>
-    </w:p>
-    <w:p>
-      <w:r>
-        <w:t>Alternativas validas (&lt;=3B): llama3.2:3b, tinyllama:1.1b</w:t>
-      </w:r>
-    </w:p>
-    <w:p>
-      <w:r>
-        <w:t>3. Python 3.10+ + dependencias:</w:t>
-      </w:r>
-    </w:p>
-    <w:p>
-      <w:r>
-        <w:t>`</w:t>
+        <w:t>4. Instale las librerías:</w:t>
       </w:r>
     </w:p>
     <w:p>
@@ -169,47 +294,17 @@
     </w:p>
     <w:p>
       <w:r>
-        <w:t>`</w:t>
+        <w:t>5. Cómo abrir el programa</w:t>
       </w:r>
     </w:p>
     <w:p>
       <w:r>
-        <w:t>4. Archivos: main.py, assets/foto.jpg (foto grupal)</w:t>
+        <w:t>1. Verifique que Ollama esté abierto (su ícono aparece junto al reloj de Windows).</w:t>
       </w:r>
     </w:p>
     <w:p>
       <w:r>
-        <w:t>Todo el proceso es local: tu consulta NUNCA sale a internet.</w:t>
-      </w:r>
-    </w:p>
-    <w:p>
-      <w:r>
-        <w:t>4. Como abrir el programa (Ejecutarlo)</w:t>
-      </w:r>
-    </w:p>
-    <w:p>
-      <w:r>
-        <w:t>Opcion A - Doble clic / clase</w:t>
-      </w:r>
-    </w:p>
-    <w:p>
-      <w:r>
-        <w:t>1. Instala Ollama y ejecuta ollama pull qwen3.5:0.8b una sola vez.</w:t>
-      </w:r>
-    </w:p>
-    <w:p>
-      <w:r>
-        <w:t>2. Abre terminal en la carpeta del proyecto.</w:t>
-      </w:r>
-    </w:p>
-    <w:p>
-      <w:r>
-        <w:t>3. Ejecuta:</w:t>
-      </w:r>
-    </w:p>
-    <w:p>
-      <w:r>
-        <w:t>`</w:t>
+        <w:t>2. En la carpeta del proyecto ejecute:</w:t>
       </w:r>
     </w:p>
     <w:p>
@@ -219,167 +314,92 @@
     </w:p>
     <w:p>
       <w:r>
-        <w:t>`</w:t>
+        <w:t>3. Se abre la ventana "Asistente de Inventario PYME" de 600x600.</w:t>
       </w:r>
     </w:p>
     <w:p>
       <w:r>
-        <w:t>4. Se abre ventana 600x600 titulada "Asistente de Inventario - Ferreteria PYME".</w:t>
+        <w:t>6. Uso</w:t>
       </w:r>
     </w:p>
     <w:p>
       <w:r>
-        <w:t>Opcion B - Verificar antes de exponer</w:t>
+        <w:t>Hacer una consulta</w:t>
       </w:r>
     </w:p>
     <w:p>
       <w:r>
-        <w:t>ollama list        # debe aparecer qwen3.5:0.8b</w:t>
+        <w:t>1. Escriba la pregunta en el campo "Escribe una consulta sobre tu inventario".</w:t>
       </w:r>
     </w:p>
     <w:p>
       <w:r>
-        <w:t>python -m py_compile main.py</w:t>
+        <w:t>2. Presione Enviar o la tecla Enter.</w:t>
       </w:r>
     </w:p>
     <w:p>
       <w:r>
-        <w:t>python main.py</w:t>
+        <w:t>3. El cursor cambia a espera mientras el modelo responde; la primera consulta puede tardar más.</w:t>
       </w:r>
     </w:p>
     <w:p>
       <w:r>
-        <w:t>5. Uso paso a paso</w:t>
+        <w:t>4. La respuesta aparece en el historial como "Asistente".</w:t>
       </w:r>
     </w:p>
     <w:p>
       <w:r>
-        <w:t>Ventana principal (600x600)</w:t>
+        <w:t>Ejemplos:</w:t>
       </w:r>
     </w:p>
     <w:p>
       <w:r>
-        <w:t>- Título: nombre del asistente.</w:t>
+        <w:t>- ¿Qué hago con los productos que tienen menos de 10 unidades?</w:t>
       </w:r>
     </w:p>
     <w:p>
       <w:r>
-        <w:t>- Área blanca central: preguntas y respuestas.</w:t>
+        <w:t>- ¿Cómo organizo las compras por proveedor?</w:t>
       </w:r>
     </w:p>
     <w:p>
       <w:r>
-        <w:t>- Consulta: campo de texto + botón verde Enviar consulta.</w:t>
+        <w:t>- ¿Cómo controlo los productos próximos a vencer?</w:t>
       </w:r>
     </w:p>
     <w:p>
       <w:r>
-        <w:t>- Botonera: Guardar en .txt + Ver integrantes.</w:t>
+        <w:t>Guardar las consultas</w:t>
       </w:r>
     </w:p>
     <w:p>
       <w:r>
-        <w:t>Enviar consulta</w:t>
+        <w:t>1. Presione "Guardar consultas en documento.txt".</w:t>
       </w:r>
     </w:p>
     <w:p>
       <w:r>
-        <w:t>1. Escribe en el campo de consulta, por ejemplo: *"Como ordeno mi bodega por pasillos?"*</w:t>
+        <w:t>2. Elija la carpeta y el nombre (por defecto documento.txt).</w:t>
       </w:r>
     </w:p>
     <w:p>
       <w:r>
-        <w:t>2. Presiona Enviar consulta.</w:t>
+        <w:t>3. El archivo contiene la fecha y toda la conversación.</w:t>
       </w:r>
     </w:p>
     <w:p>
       <w:r>
-        <w:t>3. Abajo aparece "Consultando a Ollama..." mientras el modelo responde.</w:t>
+        <w:t>Ver los integrantes</w:t>
       </w:r>
     </w:p>
     <w:p>
       <w:r>
-        <w:t>4. La respuesta aparece como "Respuesta:" debajo de la pregunta.</w:t>
+        <w:t>1. Presione "Mostrar integrantes del grupo".</w:t>
       </w:r>
     </w:p>
     <w:p>
       <w:r>
-        <w:t>Buenas preguntas ferreteras para la demo:</w:t>
-      </w:r>
-    </w:p>
-    <w:p>
-      <w:r>
-        <w:t>- "Ficha para registrar un martillo Stanley en inventario, dame formato"</w:t>
-      </w:r>
-    </w:p>
-    <w:p>
-      <w:r>
-        <w:t>- "Vendo 2 quintales de cemento por semana, cuanto stock de seguridad dejo?"</w:t>
-      </w:r>
-    </w:p>
-    <w:p>
-      <w:r>
-        <w:t>- "Como hago inventario fisico sin cerrar todo el dia?"</w:t>
-      </w:r>
-    </w:p>
-    <w:p>
-      <w:r>
-        <w:t>Guardar en .txt</w:t>
-      </w:r>
-    </w:p>
-    <w:p>
-      <w:r>
-        <w:t>1. Presiona Guardar en .txt.</w:t>
-      </w:r>
-    </w:p>
-    <w:p>
-      <w:r>
-        <w:t>2. Se crea consulta_FECHA.txt en la carpeta del programa.</w:t>
-      </w:r>
-    </w:p>
-    <w:p>
-      <w:r>
-        <w:t>3. El .txt incluye todas las preguntas y respuestas.</w:t>
-      </w:r>
-    </w:p>
-    <w:p>
-      <w:r>
-        <w:t>4. Ideal como evidencia para el docente.</w:t>
-      </w:r>
-    </w:p>
-    <w:p>
-      <w:r>
-        <w:t>Ver integrantes</w:t>
-      </w:r>
-    </w:p>
-    <w:p>
-      <w:r>
-        <w:t>1. Presiona Ver integrantes.</w:t>
-      </w:r>
-    </w:p>
-    <w:p>
-      <w:r>
-        <w:t>2. Se abre ventana 400x450 con foto grupal (assets/foto.jpg) + nombres.</w:t>
-      </w:r>
-    </w:p>
-    <w:p>
-      <w:r>
-        <w:t>3. Si aparece "(Falta la foto en assets/foto.jpg)", falta colocar la foto.</w:t>
-      </w:r>
-    </w:p>
-    <w:p>
-      <w:r>
-        <w:t>6. Colores (justificación)</w:t>
-      </w:r>
-    </w:p>
-    <w:p>
-      <w:r>
-        <w:t>- Fondo verde claro #E8F0E8 y título verde oscuro: orden y control.</w:t>
-      </w:r>
-    </w:p>
-    <w:p>
-      <w:r>
-        <w:t>- Botón Enviar verde #2E7D5B: acción principal visible.</w:t>
+        <w:t>2. Se abre una ventana con la foto del grupo y los nombres y carnés.</w:t>
       </w:r>
     </w:p>
     <w:p>
@@ -405,7 +425,7 @@
           </w:tcPr>
           <w:p>
             <w:r>
-              <w:t>Sintoma</w:t>
+              <w:t>Síntoma</w:t>
             </w:r>
           </w:p>
         </w:tc>
@@ -425,7 +445,7 @@
           </w:tcPr>
           <w:p>
             <w:r>
-              <w:t>Solucion</w:t>
+              <w:t>Solución</w:t>
             </w:r>
           </w:p>
         </w:tc>
@@ -437,7 +457,7 @@
           </w:tcPr>
           <w:p>
             <w:r>
-              <w:t>"Error de Ollama"</w:t>
+              <w:t>"No se pudo consultar a Ollama"</w:t>
             </w:r>
           </w:p>
         </w:tc>
@@ -447,7 +467,7 @@
           </w:tcPr>
           <w:p>
             <w:r>
-              <w:t>Ollama no instalado / modelo no descargado</w:t>
+              <w:t>Ollama cerrado o modelo no descargado</w:t>
             </w:r>
           </w:p>
         </w:tc>
@@ -457,7 +477,7 @@
           </w:tcPr>
           <w:p>
             <w:r>
-              <w:t>Instala Ollama, ollama pull qwen3.5:0.8b, reintenta</w:t>
+              <w:t>Abra Ollama y ejecute ollama pull qwen3.5:0.8b</w:t>
             </w:r>
           </w:p>
         </w:tc>
@@ -469,7 +489,7 @@
           </w:tcPr>
           <w:p>
             <w:r>
-              <w:t>Ventana no abre / error ollama</w:t>
+              <w:t>Error "No module named ollama"</w:t>
             </w:r>
           </w:p>
         </w:tc>
@@ -479,7 +499,7 @@
           </w:tcPr>
           <w:p>
             <w:r>
-              <w:t>Falta pip install -r requirements.txt</w:t>
+              <w:t>Faltan las librerías</w:t>
             </w:r>
           </w:p>
         </w:tc>
@@ -489,7 +509,7 @@
           </w:tcPr>
           <w:p>
             <w:r>
-              <w:t>Ejecuta pip install</w:t>
+              <w:t>Ejecute pip install -r requirements.txt</w:t>
             </w:r>
           </w:p>
         </w:tc>
@@ -501,7 +521,7 @@
           </w:tcPr>
           <w:p>
             <w:r>
-              <w:t>Foto no aparece</w:t>
+              <w:t>"Falta Pillow"</w:t>
             </w:r>
           </w:p>
         </w:tc>
@@ -511,7 +531,7 @@
           </w:tcPr>
           <w:p>
             <w:r>
-              <w:t>No existe assets/foto.jpg</w:t>
+              <w:t>No se instaló pillow</w:t>
             </w:r>
           </w:p>
         </w:tc>
@@ -521,7 +541,7 @@
           </w:tcPr>
           <w:p>
             <w:r>
-              <w:t>Coloca la foto como assets/foto.jpg</w:t>
+              <w:t>Ejecute pip install -r requirements.txt</w:t>
             </w:r>
           </w:p>
         </w:tc>
@@ -533,7 +553,7 @@
           </w:tcPr>
           <w:p>
             <w:r>
-              <w:t>Respuesta lenta (&gt;30 seg)</w:t>
+              <w:t>"Imagen no encontrada"</w:t>
             </w:r>
           </w:p>
         </w:tc>
@@ -543,7 +563,7 @@
           </w:tcPr>
           <w:p>
             <w:r>
-              <w:t>PC 8GB + primer carga</w:t>
+              <w:t>La carpeta "foto integrantes" está vacía</w:t>
             </w:r>
           </w:p>
         </w:tc>
@@ -553,7 +573,7 @@
           </w:tcPr>
           <w:p>
             <w:r>
-              <w:t>Normal primera vez, luego acelera. Cierra Chrome/Excel</w:t>
+              <w:t>Coloque la foto del grupo en esa carpeta</w:t>
             </w:r>
           </w:p>
         </w:tc>
@@ -565,7 +585,7 @@
           </w:tcPr>
           <w:p>
             <w:r>
-              <w:t>Estado "Consultando..."</w:t>
+              <w:t>Respuesta lenta</w:t>
             </w:r>
           </w:p>
         </w:tc>
@@ -575,7 +595,7 @@
           </w:tcPr>
           <w:p>
             <w:r>
-              <w:t>El modelo está pensando</w:t>
+              <w:t>Primera carga del modelo o poca RAM</w:t>
             </w:r>
           </w:p>
         </w:tc>
@@ -585,7 +605,7 @@
           </w:tcPr>
           <w:p>
             <w:r>
-              <w:t>Espere unos segundos</w:t>
+              <w:t>Espere y cierre otros programas pesados</w:t>
             </w:r>
           </w:p>
         </w:tc>
@@ -599,7 +619,7 @@
     </w:p>
     <w:p>
       <w:r>
-        <w:t>100% offline. Inventario, precios y proveedores quedan en tu PC. El .txt solo se crea si presionas Guardar.</w:t>
+        <w:t>Todo se procesa en la computadora. Ninguna consulta sale a internet, y el .txt solo se crea cuando se presiona el botón de guardar.</w:t>
       </w:r>
     </w:p>
     <w:sectPr>

--- a/entrega/Manual_de_Usuario.docx
+++ b/entrega/Manual_de_Usuario.docx
@@ -339,7 +339,7 @@
     </w:p>
     <w:p>
       <w:r>
-        <w:t>3. El cursor cambia a espera mientras el modelo responde; la primera consulta puede tardar más.</w:t>
+        <w:t>3. El botón cambia a "Pensando..." mientras el modelo responde; la ventana se puede seguir moviendo. La primera consulta puede tardar más.</w:t>
       </w:r>
     </w:p>
     <w:p>
@@ -350,6 +350,11 @@
     <w:p>
       <w:r>
         <w:t>Ejemplos:</w:t>
+      </w:r>
+    </w:p>
+    <w:p>
+      <w:r>
+        <w:t>- ¿Cuál es el inventario que tenemos?</w:t>
       </w:r>
     </w:p>
     <w:p>

--- a/entrega/Manual_de_Usuario.docx
+++ b/entrega/Manual_de_Usuario.docx
@@ -295,6 +295,36 @@
     <w:p>
       <w:r>
         <w:t>5. Cómo abrir el programa</w:t>
+      </w:r>
+    </w:p>
+    <w:p>
+      <w:r>
+        <w:t>Opción rápida: AsistenteInventario.exe</w:t>
+      </w:r>
+    </w:p>
+    <w:p>
+      <w:r>
+        <w:t>1. Verifique que Ollama esté abierto y que el modelo esté descargado (ollama pull qwen3.5:0.8b).</w:t>
+      </w:r>
+    </w:p>
+    <w:p>
+      <w:r>
+        <w:t>2. Haga doble clic en AsistenteInventario.exe. No necesita Python instalado.</w:t>
+      </w:r>
+    </w:p>
+    <w:p>
+      <w:r>
+        <w:t>3. Mantenga la carpeta "foto integrantes" junto al .exe para que se vea la foto.</w:t>
+      </w:r>
+    </w:p>
+    <w:p>
+      <w:r>
+        <w:t>4. Si Windows muestra "Windows protegió su PC", presione "Más información" y luego "Ejecutar de todas formas"; aparece porque el .exe no tiene firma digital.</w:t>
+      </w:r>
+    </w:p>
+    <w:p>
+      <w:r>
+        <w:t>Opción con Python</w:t>
       </w:r>
     </w:p>
     <w:p>
